--- a/docs/manuscript/LSIAMS_Security_Questionnaire_Defense_Script.docx
+++ b/docs/manuscript/LSIAMS_Security_Questionnaire_Defense_Script.docx
@@ -193,7 +193,7 @@
           <w:sz w:val="30"/>
           <w:szCs w:val="30"/>
         </w:rPr>
-        <w:t xml:space="preserve">2. Why we built our own questionnaire from ISO/IEC 27001</w:t>
+        <w:t xml:space="preserve">2. Where the questionnaire comes from</w:t>
       </w:r>
     </w:p>
     <w:tbl>
@@ -258,7 +258,7 @@
                 <w:sz w:val="22"/>
                 <w:szCs w:val="22"/>
               </w:rPr>
-              <w:t xml:space="preserve">“ISO/IEC 27001 is a standard for an organization’s information security management. It does not come with a ready-made questionnaire, and it is not written to rate a single application.</w:t>
+              <w:t xml:space="preserve">“ISO/IEC 27001 does not come with a ready-made questionnaire, so we did not write our items from scratch. We adapted them from three published questionnaires that their authors had already validated.</w:t>
             </w:r>
           </w:p>
           <w:p>
@@ -272,12 +272,12 @@
                 <w:sz w:val="22"/>
                 <w:szCs w:val="22"/>
               </w:rPr>
-              <w:t xml:space="preserve">So we used its Annex A, which lists 93 security controls. We kept only the controls our system actually implements, for example access control, secure authentication, cryptography, logging, and backup. Then we turned each control into a simple statement that respondents rate from 1 to 5.</w:t>
-            </w:r>
-          </w:p>
-          <w:p>
-            <w:pPr>
-              <w:spacing w:after="0" w:before="0" w:line="276"/>
+              <w:t xml:space="preserve">The first is the Trust and Security scale of Rukhiran and colleagues, 2023, from a study of biometric attendance in a university, with a Cronbach’s alpha of .932. We adapted it to our teachers’ fingerprint verification.</w:t>
+            </w:r>
+          </w:p>
+          <w:p>
+            <w:pPr>
+              <w:spacing w:after="100" w:before="0" w:line="276"/>
             </w:pPr>
             <w:r>
               <w:rPr>
@@ -286,7 +286,35 @@
                 <w:sz w:val="22"/>
                 <w:szCs w:val="22"/>
               </w:rPr>
-              <w:t xml:space="preserve">We do not claim that the school or the system is ISO 27001 certified. We use the standard as a guide for choosing and checking the controls.”</w:t>
+              <w:t xml:space="preserve">The second is the CIA Triad scale of Phakaedam and colleagues, 2026, validated with 540 university respondents, with alphas of .91, .92 and .91 for confidentiality, integrity and availability.</w:t>
+            </w:r>
+          </w:p>
+          <w:p>
+            <w:pPr>
+              <w:spacing w:after="100" w:before="0" w:line="276"/>
+            </w:pPr>
+            <w:r>
+              <w:rPr>
+                <w:i/>
+                <w:iCs/>
+                <w:sz w:val="22"/>
+                <w:szCs w:val="22"/>
+              </w:rPr>
+              <w:t xml:space="preserve">The third is the IM-ISMS of Domínguez Domínguez and colleagues, 2023, which is based on ISO/IEC 27002, the guidance that accompanies ISO 27001, with reliability between .89 and .95.</w:t>
+            </w:r>
+          </w:p>
+          <w:p>
+            <w:pPr>
+              <w:spacing w:after="0" w:before="0" w:line="276"/>
+            </w:pPr>
+            <w:r>
+              <w:rPr>
+                <w:i/>
+                <w:iCs/>
+                <w:sz w:val="22"/>
+                <w:szCs w:val="22"/>
+              </w:rPr>
+              <w:t xml:space="preserve">We then linked every adapted item to the ISO/IEC 27001:2022 Annex A control it checks. We do not claim that the school or the system is ISO 27001 certified; we use the standard as a guide for choosing and checking the controls.”</w:t>
             </w:r>
           </w:p>
         </w:tc>
@@ -305,7 +333,7 @@
           <w:sz w:val="30"/>
           <w:szCs w:val="30"/>
         </w:rPr>
-        <w:t xml:space="preserve">3. How the questionnaire is organized</w:t>
+        <w:t xml:space="preserve">3. How we adapted the items</w:t>
       </w:r>
     </w:p>
     <w:p>
@@ -317,7 +345,7 @@
           <w:sz w:val="22"/>
           <w:szCs w:val="22"/>
         </w:rPr>
-        <w:t xml:space="preserve">Every statement belongs to one pillar of the CIA Triad:</w:t>
+        <w:t xml:space="preserve">Every item keeps the meaning of its original. Three kinds of change were made:</w:t>
       </w:r>
     </w:p>
     <w:tbl>
@@ -333,9 +361,9 @@
         </w:tblBorders>
       </w:tblPr>
       <w:tblGrid>
-        <w:gridCol w:w="2100"/>
-        <w:gridCol w:w="3530"/>
-        <w:gridCol w:w="3730"/>
+        <w:gridCol w:w="2400"/>
+        <w:gridCol w:w="3480"/>
+        <w:gridCol w:w="3480"/>
       </w:tblGrid>
       <w:tr>
         <w:trPr>
@@ -343,7 +371,7 @@
         </w:trPr>
         <w:tc>
           <w:tcPr>
-            <w:tcW w:type="dxa" w:w="2100"/>
+            <w:tcW w:type="dxa" w:w="2400"/>
             <w:tcBorders>
               <w:top w:val="single" w:color="BFBFBF" w:sz="4"/>
               <w:left w:val="single" w:color="BFBFBF" w:sz="4"/>
@@ -370,13 +398,13 @@
                 <w:sz w:val="20"/>
                 <w:szCs w:val="20"/>
               </w:rPr>
-              <w:t xml:space="preserve">CIA pillar</w:t>
-            </w:r>
-          </w:p>
-        </w:tc>
-        <w:tc>
-          <w:tcPr>
-            <w:tcW w:type="dxa" w:w="3530"/>
+              <w:t xml:space="preserve">Change</w:t>
+            </w:r>
+          </w:p>
+        </w:tc>
+        <w:tc>
+          <w:tcPr>
+            <w:tcW w:type="dxa" w:w="3480"/>
             <w:tcBorders>
               <w:top w:val="single" w:color="BFBFBF" w:sz="4"/>
               <w:left w:val="single" w:color="BFBFBF" w:sz="4"/>
@@ -403,13 +431,13 @@
                 <w:sz w:val="20"/>
                 <w:szCs w:val="20"/>
               </w:rPr>
-              <w:t xml:space="preserve">Question it answers</w:t>
-            </w:r>
-          </w:p>
-        </w:tc>
-        <w:tc>
-          <w:tcPr>
-            <w:tcW w:type="dxa" w:w="3730"/>
+              <w:t xml:space="preserve">Original item</w:t>
+            </w:r>
+          </w:p>
+        </w:tc>
+        <w:tc>
+          <w:tcPr>
+            <w:tcW w:type="dxa" w:w="3480"/>
             <w:tcBorders>
               <w:top w:val="single" w:color="BFBFBF" w:sz="4"/>
               <w:left w:val="single" w:color="BFBFBF" w:sz="4"/>
@@ -436,7 +464,7 @@
                 <w:sz w:val="20"/>
                 <w:szCs w:val="20"/>
               </w:rPr>
-              <w:t xml:space="preserve">Example statement</w:t>
+              <w:t xml:space="preserve">Adapted item</w:t>
             </w:r>
           </w:p>
         </w:tc>
@@ -447,7 +475,7 @@
         </w:trPr>
         <w:tc>
           <w:tcPr>
-            <w:tcW w:type="dxa" w:w="2100"/>
+            <w:tcW w:type="dxa" w:w="2400"/>
             <w:tcBorders>
               <w:top w:val="single" w:color="BFBFBF" w:sz="4"/>
               <w:left w:val="single" w:color="BFBFBF" w:sz="4"/>
@@ -473,13 +501,13 @@
                 <w:sz w:val="20"/>
                 <w:szCs w:val="20"/>
               </w:rPr>
-              <w:t xml:space="preserve">Confidentiality</w:t>
-            </w:r>
-          </w:p>
-        </w:tc>
-        <w:tc>
-          <w:tcPr>
-            <w:tcW w:type="dxa" w:w="3530"/>
+              <w:t xml:space="preserve">Context changed to L-SIAMS</w:t>
+            </w:r>
+          </w:p>
+        </w:tc>
+        <w:tc>
+          <w:tcPr>
+            <w:tcW w:type="dxa" w:w="3480"/>
             <w:tcBorders>
               <w:top w:val="single" w:color="BFBFBF" w:sz="4"/>
               <w:left w:val="single" w:color="BFBFBF" w:sz="4"/>
@@ -505,13 +533,13 @@
                 <w:sz w:val="20"/>
                 <w:szCs w:val="20"/>
               </w:rPr>
-              <w:t xml:space="preserve">Can only the right people see the data?</w:t>
-            </w:r>
-          </w:p>
-        </w:tc>
-        <w:tc>
-          <w:tcPr>
-            <w:tcW w:type="dxa" w:w="3730"/>
+              <w:t xml:space="preserve">“The system has high recognition accuracy.” (Rukhiran et al., TS5)</w:t>
+            </w:r>
+          </w:p>
+        </w:tc>
+        <w:tc>
+          <w:tcPr>
+            <w:tcW w:type="dxa" w:w="3480"/>
             <w:tcBorders>
               <w:top w:val="single" w:color="BFBFBF" w:sz="4"/>
               <w:left w:val="single" w:color="BFBFBF" w:sz="4"/>
@@ -537,7 +565,7 @@
                 <w:sz w:val="20"/>
                 <w:szCs w:val="20"/>
               </w:rPr>
-              <w:t xml:space="preserve">“I can only view and change the information that my role in the system allows.”</w:t>
+              <w:t xml:space="preserve">“The fingerprint scanner has high recognition accuracy.” (A5)</w:t>
             </w:r>
           </w:p>
         </w:tc>
@@ -548,7 +576,7 @@
         </w:trPr>
         <w:tc>
           <w:tcPr>
-            <w:tcW w:type="dxa" w:w="2100"/>
+            <w:tcW w:type="dxa" w:w="2400"/>
             <w:tcBorders>
               <w:top w:val="single" w:color="BFBFBF" w:sz="4"/>
               <w:left w:val="single" w:color="BFBFBF" w:sz="4"/>
@@ -574,13 +602,13 @@
                 <w:sz w:val="20"/>
                 <w:szCs w:val="20"/>
               </w:rPr>
-              <w:t xml:space="preserve">Integrity</w:t>
-            </w:r>
-          </w:p>
-        </w:tc>
-        <w:tc>
-          <w:tcPr>
-            <w:tcW w:type="dxa" w:w="3530"/>
+              <w:t xml:space="preserve">Personal practice reframed as system protection</w:t>
+            </w:r>
+          </w:p>
+        </w:tc>
+        <w:tc>
+          <w:tcPr>
+            <w:tcW w:type="dxa" w:w="3480"/>
             <w:tcBorders>
               <w:top w:val="single" w:color="BFBFBF" w:sz="4"/>
               <w:left w:val="single" w:color="BFBFBF" w:sz="4"/>
@@ -606,13 +634,13 @@
                 <w:sz w:val="20"/>
                 <w:szCs w:val="20"/>
               </w:rPr>
-              <w:t xml:space="preserve">Is the data accurate and protected from changes?</w:t>
-            </w:r>
-          </w:p>
-        </w:tc>
-        <w:tc>
-          <w:tcPr>
-            <w:tcW w:type="dxa" w:w="3730"/>
+              <w:t xml:space="preserve">“I refrain from unauthorized modification or deletion of data.” (Phakaedam et al., I9)</w:t>
+            </w:r>
+          </w:p>
+        </w:tc>
+        <w:tc>
+          <w:tcPr>
+            <w:tcW w:type="dxa" w:w="3480"/>
             <w:tcBorders>
               <w:top w:val="single" w:color="BFBFBF" w:sz="4"/>
               <w:left w:val="single" w:color="BFBFBF" w:sz="4"/>
@@ -638,7 +666,7 @@
                 <w:sz w:val="20"/>
                 <w:szCs w:val="20"/>
               </w:rPr>
-              <w:t xml:space="preserve">“Attendance records cannot be changed without the change being recorded.”</w:t>
+              <w:t xml:space="preserve">“L-SIAMS prevents unauthorized modification or deletion of attendance records.” (A14)</w:t>
             </w:r>
           </w:p>
         </w:tc>
@@ -649,7 +677,7 @@
         </w:trPr>
         <w:tc>
           <w:tcPr>
-            <w:tcW w:type="dxa" w:w="2100"/>
+            <w:tcW w:type="dxa" w:w="2400"/>
             <w:tcBorders>
               <w:top w:val="single" w:color="BFBFBF" w:sz="4"/>
               <w:left w:val="single" w:color="BFBFBF" w:sz="4"/>
@@ -675,13 +703,13 @@
                 <w:sz w:val="20"/>
                 <w:szCs w:val="20"/>
               </w:rPr>
-              <w:t xml:space="preserve">Availability</w:t>
-            </w:r>
-          </w:p>
-        </w:tc>
-        <w:tc>
-          <w:tcPr>
-            <w:tcW w:type="dxa" w:w="3530"/>
+              <w:t xml:space="preserve">Control phrase turned into a statement</w:t>
+            </w:r>
+          </w:p>
+        </w:tc>
+        <w:tc>
+          <w:tcPr>
+            <w:tcW w:type="dxa" w:w="3480"/>
             <w:tcBorders>
               <w:top w:val="single" w:color="BFBFBF" w:sz="4"/>
               <w:left w:val="single" w:color="BFBFBF" w:sz="4"/>
@@ -707,13 +735,13 @@
                 <w:sz w:val="20"/>
                 <w:szCs w:val="20"/>
               </w:rPr>
-              <w:t xml:space="preserve">Is the system there when we need it?</w:t>
-            </w:r>
-          </w:p>
-        </w:tc>
-        <w:tc>
-          <w:tcPr>
-            <w:tcW w:type="dxa" w:w="3730"/>
+              <w:t xml:space="preserve">“A collection of evidence of security incidents” (IM-ISMS, A24)</w:t>
+            </w:r>
+          </w:p>
+        </w:tc>
+        <w:tc>
+          <w:tcPr>
+            <w:tcW w:type="dxa" w:w="3480"/>
             <w:tcBorders>
               <w:top w:val="single" w:color="BFBFBF" w:sz="4"/>
               <w:left w:val="single" w:color="BFBFBF" w:sz="4"/>
@@ -739,7 +767,7 @@
                 <w:sz w:val="20"/>
                 <w:szCs w:val="20"/>
               </w:rPr>
-              <w:t xml:space="preserve">“Attendance recorded during a network interruption is not lost once the connection returns.”</w:t>
+              <w:t xml:space="preserve">“L-SIAMS collects and keeps evidence of security incidents in its audit and security logs.” (B14)</w:t>
             </w:r>
           </w:p>
         </w:tc>
@@ -819,7 +847,7 @@
                 <w:sz w:val="22"/>
                 <w:szCs w:val="22"/>
               </w:rPr>
-              <w:t xml:space="preserve">“Each statement is linked to a specific Annex A control. We keep a traceability matrix that shows, for every item, which control it checks, which part of our system implements it, and which test proves it.”</w:t>
+              <w:t xml:space="preserve">“The appendix has an adaptation matrix that shows, for every item, the original wording, the source, our adapted wording, and the ISO 27001 control and objective it addresses. Items that measure things outside our system, such as school-wide policies or personal attitudes, were left out, and we list why.”</w:t>
             </w:r>
           </w:p>
         </w:tc>
@@ -994,7 +1022,7 @@
                 <w:sz w:val="20"/>
                 <w:szCs w:val="20"/>
               </w:rPr>
-              <w:t xml:space="preserve">Form A — 12 items</w:t>
+              <w:t xml:space="preserve">Form A — 18 items</w:t>
             </w:r>
           </w:p>
         </w:tc>
@@ -1058,7 +1086,7 @@
                 <w:sz w:val="20"/>
                 <w:szCs w:val="20"/>
               </w:rPr>
-              <w:t xml:space="preserve">What users can see: fingerprint login, role restrictions, automatic sign-out, correct tap times, no lost data during outages.</w:t>
+              <w:t xml:space="preserve">Trust in fingerprint verification (teachers only), then the confidentiality, integrity and availability of the system as users experience it.</w:t>
             </w:r>
           </w:p>
         </w:tc>
@@ -1095,7 +1123,7 @@
                 <w:sz w:val="20"/>
                 <w:szCs w:val="20"/>
               </w:rPr>
-              <w:t xml:space="preserve">Form B — 24 items</w:t>
+              <w:t xml:space="preserve">Form B — 19 items</w:t>
             </w:r>
           </w:p>
         </w:tc>
@@ -1159,7 +1187,7 @@
                 <w:sz w:val="20"/>
                 <w:szCs w:val="20"/>
               </w:rPr>
-              <w:t xml:space="preserve">The technical controls: encryption, password hashing, lockout, device signatures, logs, backups, network restrictions. Each rating is backed by evidence such as a log entry or test result.</w:t>
+              <w:t xml:space="preserve">The technical controls: authentication, access restriction, encryption, key management, intrusion blocking, incident handling, logs, backups and continuity. Each rating is backed by evidence such as a log entry or test result.</w:t>
             </w:r>
           </w:p>
         </w:tc>
@@ -1239,7 +1267,7 @@
                 <w:sz w:val="22"/>
                 <w:szCs w:val="22"/>
               </w:rPr>
-              <w:t xml:space="preserve">“We split it into two forms because teachers can only judge what they see on screen, while the IT administrator can inspect the settings and logs. Students do not answer the security form, because they only tap their cards and cannot observe these controls. They answer the short system-quality form instead.”</w:t>
+              <w:t xml:space="preserve">“We split it into two forms because teachers can only judge what they see, while the IT administrator can inspect the settings and logs. Students do not answer the security form, because they only tap their cards and cannot observe these controls. They answer the short system-quality form instead.”</w:t>
             </w:r>
           </w:p>
         </w:tc>
@@ -1270,7 +1298,7 @@
           <w:sz w:val="22"/>
           <w:szCs w:val="22"/>
         </w:rPr>
-        <w:t xml:space="preserve">Each security mechanism we built (Objective 3) is checked twice: by a questionnaire item and by a test (Objective 5).</w:t>
+        <w:t xml:space="preserve">Each security mechanism we built (Objective 3) is checked twice: by questionnaire items and by a test (Objective 5).</w:t>
       </w:r>
     </w:p>
     <w:tbl>
@@ -1390,7 +1418,7 @@
                 <w:sz w:val="20"/>
                 <w:szCs w:val="20"/>
               </w:rPr>
-              <w:t xml:space="preserve">Questionnaire item</w:t>
+              <w:t xml:space="preserve">Questionnaire items</w:t>
             </w:r>
           </w:p>
         </w:tc>
@@ -1492,7 +1520,7 @@
                 <w:sz w:val="20"/>
                 <w:szCs w:val="20"/>
               </w:rPr>
-              <w:t xml:space="preserve">A.8.24 Cryptography</w:t>
+              <w:t xml:space="preserve">A.8.24</w:t>
             </w:r>
           </w:p>
         </w:tc>
@@ -1524,7 +1552,7 @@
                 <w:sz w:val="20"/>
                 <w:szCs w:val="20"/>
               </w:rPr>
-              <w:t xml:space="preserve">B7</w:t>
+              <w:t xml:space="preserve">A7, B5</w:t>
             </w:r>
           </w:p>
         </w:tc>
@@ -1625,7 +1653,7 @@
                 <w:sz w:val="20"/>
                 <w:szCs w:val="20"/>
               </w:rPr>
-              <w:t xml:space="preserve">A.5.15, A.8.5</w:t>
+              <w:t xml:space="preserve">A.5.15, A.5.17, A.8.5</w:t>
             </w:r>
           </w:p>
         </w:tc>
@@ -1657,7 +1685,7 @@
                 <w:sz w:val="20"/>
                 <w:szCs w:val="20"/>
               </w:rPr>
-              <w:t xml:space="preserve">A1–A3, A5, B1–B6</w:t>
+              <w:t xml:space="preserve">A1–A6, A9, A13, A14, B1, B2</w:t>
             </w:r>
           </w:p>
         </w:tc>
@@ -1790,7 +1818,7 @@
                 <w:sz w:val="20"/>
                 <w:szCs w:val="20"/>
               </w:rPr>
-              <w:t xml:space="preserve">B8</w:t>
+              <w:t xml:space="preserve">A10, B3, B4, B9</w:t>
             </w:r>
           </w:p>
         </w:tc>
@@ -1891,7 +1919,7 @@
                 <w:sz w:val="20"/>
                 <w:szCs w:val="20"/>
               </w:rPr>
-              <w:t xml:space="preserve">A.8.15, A.8.16</w:t>
+              <w:t xml:space="preserve">A.8.15, A.5.28</w:t>
             </w:r>
           </w:p>
         </w:tc>
@@ -1923,7 +1951,7 @@
                 <w:sz w:val="20"/>
                 <w:szCs w:val="20"/>
               </w:rPr>
-              <w:t xml:space="preserve">A9, B12, B13</w:t>
+              <w:t xml:space="preserve">A15, B11–B14</w:t>
             </w:r>
           </w:p>
         </w:tc>
@@ -2024,7 +2052,7 @@
                 <w:sz w:val="20"/>
                 <w:szCs w:val="20"/>
               </w:rPr>
-              <w:t xml:space="preserve">A.8.26</w:t>
+              <w:t xml:space="preserve">A.8.26, A.5.17</w:t>
             </w:r>
           </w:p>
         </w:tc>
@@ -2056,7 +2084,7 @@
                 <w:sz w:val="20"/>
                 <w:szCs w:val="20"/>
               </w:rPr>
-              <w:t xml:space="preserve">B9, B10, B16</w:t>
+              <w:t xml:space="preserve">A12, B6–B8, B10</w:t>
             </w:r>
           </w:p>
         </w:tc>
@@ -2089,6 +2117,139 @@
                 <w:szCs w:val="20"/>
               </w:rPr>
               <w:t xml:space="preserve">5.4 Forged device requests rejected</w:t>
+            </w:r>
+          </w:p>
+        </w:tc>
+      </w:tr>
+      <w:tr>
+        <w:trPr>
+          <w:cantSplit/>
+        </w:trPr>
+        <w:tc>
+          <w:tcPr>
+            <w:tcW w:type="dxa" w:w="2700"/>
+            <w:tcBorders>
+              <w:top w:val="single" w:color="BFBFBF" w:sz="4"/>
+              <w:left w:val="single" w:color="BFBFBF" w:sz="4"/>
+              <w:bottom w:val="single" w:color="BFBFBF" w:sz="4"/>
+              <w:right w:val="single" w:color="BFBFBF" w:sz="4"/>
+            </w:tcBorders>
+            <w:shd w:fill="F2F2F2" w:color="auto" w:val="clear"/>
+            <w:tcMar>
+              <w:top w:type="dxa" w:w="60"/>
+              <w:left w:type="dxa" w:w="100"/>
+              <w:bottom w:type="dxa" w:w="60"/>
+              <w:right w:type="dxa" w:w="100"/>
+            </w:tcMar>
+          </w:tcPr>
+          <w:p>
+            <w:pPr>
+              <w:spacing w:after="0" w:before="0" w:line="252"/>
+            </w:pPr>
+            <w:r>
+              <w:rPr>
+                <w:b/>
+                <w:bCs/>
+                <w:sz w:val="20"/>
+                <w:szCs w:val="20"/>
+              </w:rPr>
+              <w:t xml:space="preserve">Availability (Obj. 4.3)</w:t>
+            </w:r>
+          </w:p>
+        </w:tc>
+        <w:tc>
+          <w:tcPr>
+            <w:tcW w:type="dxa" w:w="1900"/>
+            <w:tcBorders>
+              <w:top w:val="single" w:color="BFBFBF" w:sz="4"/>
+              <w:left w:val="single" w:color="BFBFBF" w:sz="4"/>
+              <w:bottom w:val="single" w:color="BFBFBF" w:sz="4"/>
+              <w:right w:val="single" w:color="BFBFBF" w:sz="4"/>
+            </w:tcBorders>
+            <w:shd w:fill="F2F2F2" w:color="auto" w:val="clear"/>
+            <w:tcMar>
+              <w:top w:type="dxa" w:w="60"/>
+              <w:left w:type="dxa" w:w="100"/>
+              <w:bottom w:type="dxa" w:w="60"/>
+              <w:right w:type="dxa" w:w="100"/>
+            </w:tcMar>
+          </w:tcPr>
+          <w:p>
+            <w:pPr>
+              <w:spacing w:after="0" w:before="0" w:line="252"/>
+            </w:pPr>
+            <w:r>
+              <w:rPr>
+                <w:b w:val="false"/>
+                <w:bCs w:val="false"/>
+                <w:sz w:val="20"/>
+                <w:szCs w:val="20"/>
+              </w:rPr>
+              <w:t xml:space="preserve">A.5.30, A.8.13</w:t>
+            </w:r>
+          </w:p>
+        </w:tc>
+        <w:tc>
+          <w:tcPr>
+            <w:tcW w:type="dxa" w:w="2200"/>
+            <w:tcBorders>
+              <w:top w:val="single" w:color="BFBFBF" w:sz="4"/>
+              <w:left w:val="single" w:color="BFBFBF" w:sz="4"/>
+              <w:bottom w:val="single" w:color="BFBFBF" w:sz="4"/>
+              <w:right w:val="single" w:color="BFBFBF" w:sz="4"/>
+            </w:tcBorders>
+            <w:shd w:fill="F2F2F2" w:color="auto" w:val="clear"/>
+            <w:tcMar>
+              <w:top w:type="dxa" w:w="60"/>
+              <w:left w:type="dxa" w:w="100"/>
+              <w:bottom w:type="dxa" w:w="60"/>
+              <w:right w:type="dxa" w:w="100"/>
+            </w:tcMar>
+          </w:tcPr>
+          <w:p>
+            <w:pPr>
+              <w:spacing w:after="0" w:before="0" w:line="252"/>
+            </w:pPr>
+            <w:r>
+              <w:rPr>
+                <w:b w:val="false"/>
+                <w:bCs w:val="false"/>
+                <w:sz w:val="20"/>
+                <w:szCs w:val="20"/>
+              </w:rPr>
+              <w:t xml:space="preserve">A16–A18, B15–B19</w:t>
+            </w:r>
+          </w:p>
+        </w:tc>
+        <w:tc>
+          <w:tcPr>
+            <w:tcW w:type="dxa" w:w="2560"/>
+            <w:tcBorders>
+              <w:top w:val="single" w:color="BFBFBF" w:sz="4"/>
+              <w:left w:val="single" w:color="BFBFBF" w:sz="4"/>
+              <w:bottom w:val="single" w:color="BFBFBF" w:sz="4"/>
+              <w:right w:val="single" w:color="BFBFBF" w:sz="4"/>
+            </w:tcBorders>
+            <w:shd w:fill="F2F2F2" w:color="auto" w:val="clear"/>
+            <w:tcMar>
+              <w:top w:type="dxa" w:w="60"/>
+              <w:left w:type="dxa" w:w="100"/>
+              <w:bottom w:type="dxa" w:w="60"/>
+              <w:right w:type="dxa" w:w="100"/>
+            </w:tcMar>
+          </w:tcPr>
+          <w:p>
+            <w:pPr>
+              <w:spacing w:after="0" w:before="0" w:line="252"/>
+            </w:pPr>
+            <w:r>
+              <w:rPr>
+                <w:b w:val="false"/>
+                <w:bCs w:val="false"/>
+                <w:sz w:val="20"/>
+                <w:szCs w:val="20"/>
+              </w:rPr>
+              <w:t xml:space="preserve">Data sync after simulated network interruption</w:t>
             </w:r>
           </w:p>
         </w:tc>
@@ -2168,7 +2329,7 @@
                 <w:sz w:val="22"/>
                 <w:szCs w:val="22"/>
               </w:rPr>
-              <w:t xml:space="preserve">“For example, for encryption, the IT administrator rates the statement that traffic is encrypted, and Wireshark shows that no readable data crosses the network. When the rating and the test agree, the result is well supported.”</w:t>
+              <w:t xml:space="preserve">“For example, for encryption, the teachers rate the statement that information is sent only through secured channels, the IT administrator rates the encryption of data and backups, and Wireshark shows that no readable data crosses the network. When the ratings and the test agree, the result is well supported.”</w:t>
             </w:r>
           </w:p>
         </w:tc>
@@ -2204,7 +2365,7 @@
           <w:sz w:val="22"/>
           <w:szCs w:val="22"/>
         </w:rPr>
-        <w:t xml:space="preserve">Compute the mean of each item, then the mean of each CIA pillar.</w:t>
+        <w:t xml:space="preserve">Compute the mean of each item, then the mean of each subscale: trust and security of fingerprint verification, confidentiality, integrity and availability.</w:t>
       </w:r>
     </w:p>
     <w:p>
@@ -2238,7 +2399,7 @@
           <w:sz w:val="22"/>
           <w:szCs w:val="22"/>
         </w:rPr>
-        <w:t xml:space="preserve">Success criterion: a mean of 3.40 (High) or above for each pillar.</w:t>
+        <w:t xml:space="preserve">Success criterion: a mean of 3.40 (High) or above for each subscale.</w:t>
       </w:r>
     </w:p>
     <w:p>
@@ -2339,7 +2500,7 @@
           <w:sz w:val="30"/>
           <w:szCs w:val="30"/>
         </w:rPr>
-        <w:t xml:space="preserve">7. How we validate the questionnaire</w:t>
+        <w:t xml:space="preserve">7. How we validate the adapted questionnaire</w:t>
       </w:r>
     </w:p>
     <w:tbl>
@@ -2404,7 +2565,7 @@
                 <w:sz w:val="22"/>
                 <w:szCs w:val="22"/>
               </w:rPr>
-              <w:t xml:space="preserve">“Because the questionnaire is researcher-made, we validate it before using it. First, three IT or security experts rate how relevant each item is to its control, and we compute the Content Validity Index. Any item that is not rated relevant by all three is revised. Second, we pilot Form A with respondents outside our study and check its reliability with Cronbach’s alpha, aiming for 0.70 or higher.”</w:t>
+              <w:t xml:space="preserve">“The source questionnaires were validated by their authors, but we changed the wording, the respondents and the setting, so their results do not transfer automatically. We therefore validate our adapted version before using it. First, three IT or security experts rate how relevant each adapted item is and whether it keeps the meaning of the original, and we compute the Content Validity Index. Any item not rated relevant by all three is revised. Second, we pilot Form A with respondents outside our study and check its reliability with Cronbach’s alpha, aiming for 0.70 or higher, and compare it with the reliability reported by the original authors.”</w:t>
             </w:r>
           </w:p>
         </w:tc>
@@ -2574,7 +2735,7 @@
           <w:sz w:val="22"/>
           <w:szCs w:val="22"/>
         </w:rPr>
-        <w:t xml:space="preserve">Why not use an existing, published questionnaire?</w:t>
+        <w:t xml:space="preserve">Why did you adapt questionnaires instead of using one as is?</w:t>
       </w:r>
     </w:p>
     <w:p>
@@ -2586,7 +2747,7 @@
           <w:sz w:val="22"/>
           <w:szCs w:val="22"/>
         </w:rPr>
-        <w:t xml:space="preserve">ISO does not publish one. The published security scales we looked at measure a whole organization’s security management or users of online shopping and banking, not a single attendance system. Building items directly from Annex A controls lets us check exactly the mechanisms we implemented.</w:t>
+        <w:t xml:space="preserve">No published questionnaire evaluates the security of a local attendance system. The sources measured university systems, organizational security management and face recognition. Using them word for word would not match our system, so we adapted the items that describe system protection, kept their meaning, and cited the original authors.</w:t>
       </w:r>
     </w:p>
     <w:p>
@@ -2614,7 +2775,35 @@
           <w:sz w:val="22"/>
           <w:szCs w:val="22"/>
         </w:rPr>
-        <w:t xml:space="preserve">Not yet; it will be validated before it is given to our respondents, through expert review with the Content Validity Index and a pilot test for reliability. (Once done, answer with the actual numbers instead.)</w:t>
+        <w:t xml:space="preserve">Its items come from questionnaires already validated by their authors, with reliability between .83 and .95. Because we adapted them, we re-validate our version through expert review with the Content Validity Index and a pilot test for reliability before giving it to our respondents. (Once done, answer with the actual numbers.)</w:t>
+      </w:r>
+    </w:p>
+    <w:p>
+      <w:pPr>
+        <w:keepNext/>
+        <w:spacing w:after="40" w:before="120" w:line="276"/>
+      </w:pPr>
+      <w:r>
+        <w:rPr>
+          <w:b/>
+          <w:bCs/>
+          <w:color w:val="1F3864"/>
+          <w:sz w:val="22"/>
+          <w:szCs w:val="22"/>
+        </w:rPr>
+        <w:t xml:space="preserve">Were you allowed to adapt those questionnaires?</w:t>
+      </w:r>
+    </w:p>
+    <w:p>
+      <w:pPr>
+        <w:spacing w:after="80" w:before="0" w:line="276"/>
+      </w:pPr>
+      <w:r>
+        <w:rPr>
+          <w:sz w:val="22"/>
+          <w:szCs w:val="22"/>
+        </w:rPr>
+        <w:t xml:space="preserve">Yes. The two journal articles are published under a Creative Commons Attribution licence, which permits adaptation with credit, and all three sources are cited in the manuscript and the appendix.</w:t>
       </w:r>
     </w:p>
     <w:p>

--- a/docs/manuscript/LSIAMS_Security_Questionnaire_Defense_Script.docx
+++ b/docs/manuscript/LSIAMS_Security_Questionnaire_Defense_Script.docx
@@ -345,7 +345,7 @@
           <w:sz w:val="22"/>
           <w:szCs w:val="22"/>
         </w:rPr>
-        <w:t xml:space="preserve">Every item keeps the meaning of its original. Three kinds of change were made:</w:t>
+        <w:t xml:space="preserve">Every item keeps the meaning of its original. Three kinds of change were made, and the final wording was simplified so any respondent can answer easily:</w:t>
       </w:r>
     </w:p>
     <w:tbl>
@@ -565,7 +565,7 @@
                 <w:sz w:val="20"/>
                 <w:szCs w:val="20"/>
               </w:rPr>
-              <w:t xml:space="preserve">“The fingerprint scanner has high recognition accuracy.” (A5)</w:t>
+              <w:t xml:space="preserve">“The fingerprint scanner is accurate.” (A5)</w:t>
             </w:r>
           </w:p>
         </w:tc>
@@ -666,7 +666,7 @@
                 <w:sz w:val="20"/>
                 <w:szCs w:val="20"/>
               </w:rPr>
-              <w:t xml:space="preserve">“L-SIAMS prevents unauthorized modification or deletion of attendance records.” (A14)</w:t>
+              <w:t xml:space="preserve">“Attendance records cannot be changed or deleted without permission.” (A14)</w:t>
             </w:r>
           </w:p>
         </w:tc>
@@ -767,7 +767,7 @@
                 <w:sz w:val="20"/>
                 <w:szCs w:val="20"/>
               </w:rPr>
-              <w:t xml:space="preserve">“L-SIAMS collects and keeps evidence of security incidents in its audit and security logs.” (B14)</w:t>
+              <w:t xml:space="preserve">“The system keeps proof of security problems in its audit and security logs.” (B14)</w:t>
             </w:r>
           </w:p>
         </w:tc>

--- a/docs/manuscript/LSIAMS_Security_Questionnaire_Defense_Script.docx
+++ b/docs/manuscript/LSIAMS_Security_Questionnaire_Defense_Script.docx
@@ -314,7 +314,7 @@
                 <w:sz w:val="22"/>
                 <w:szCs w:val="22"/>
               </w:rPr>
-              <w:t xml:space="preserve">We then linked every adapted item to the ISO/IEC 27001:2022 Annex A control it checks. We do not claim that the school or the system is ISO 27001 certified; we use the standard as a guide for choosing and checking the controls.”</w:t>
+              <w:t xml:space="preserve">We added only two items of our own, one in each form, on protecting personal data such as fingerprints, because none of the sources covers it and the Data Privacy Act requires it. We then linked every item to the ISO/IEC 27001:2022 Annex A control it checks. We do not claim that the school or the system is ISO 27001 certified; we use the standard as a guide for choosing and checking the controls.”</w:t>
             </w:r>
           </w:p>
         </w:tc>
@@ -666,7 +666,7 @@
                 <w:sz w:val="20"/>
                 <w:szCs w:val="20"/>
               </w:rPr>
-              <w:t xml:space="preserve">“Attendance records cannot be changed or deleted without permission.” (A14)</w:t>
+              <w:t xml:space="preserve">“Attendance records cannot be changed or deleted without permission.” (A15)</w:t>
             </w:r>
           </w:p>
         </w:tc>
@@ -767,7 +767,7 @@
                 <w:sz w:val="20"/>
                 <w:szCs w:val="20"/>
               </w:rPr>
-              <w:t xml:space="preserve">“The system keeps proof of security problems in its audit and security logs.” (B14)</w:t>
+              <w:t xml:space="preserve">“The system keeps proof of security problems in its audit and security logs.” (B15)</w:t>
             </w:r>
           </w:p>
         </w:tc>
@@ -1022,7 +1022,7 @@
                 <w:sz w:val="20"/>
                 <w:szCs w:val="20"/>
               </w:rPr>
-              <w:t xml:space="preserve">Form A — 18 items</w:t>
+              <w:t xml:space="preserve">Form A — 19 items</w:t>
             </w:r>
           </w:p>
         </w:tc>
@@ -1123,7 +1123,7 @@
                 <w:sz w:val="20"/>
                 <w:szCs w:val="20"/>
               </w:rPr>
-              <w:t xml:space="preserve">Form B — 19 items</w:t>
+              <w:t xml:space="preserve">Form B — 20 items</w:t>
             </w:r>
           </w:p>
         </w:tc>
@@ -1685,7 +1685,7 @@
                 <w:sz w:val="20"/>
                 <w:szCs w:val="20"/>
               </w:rPr>
-              <w:t xml:space="preserve">A1–A6, A9, A13, A14, B1, B2</w:t>
+              <w:t xml:space="preserve">A1–A6, A9, A14, A15, B1, B2</w:t>
             </w:r>
           </w:p>
         </w:tc>
@@ -1754,7 +1754,7 @@
                 <w:sz w:val="20"/>
                 <w:szCs w:val="20"/>
               </w:rPr>
-              <w:t xml:space="preserve">3.3 / 3.6 Network access control</w:t>
+              <w:t xml:space="preserve">3.3 / 3.6 Network access control, IP filtering and firewall</w:t>
             </w:r>
           </w:p>
         </w:tc>
@@ -1818,7 +1818,7 @@
                 <w:sz w:val="20"/>
                 <w:szCs w:val="20"/>
               </w:rPr>
-              <w:t xml:space="preserve">A10, B3, B4, B9</w:t>
+              <w:t xml:space="preserve">A10, B3, B4, B10</w:t>
             </w:r>
           </w:p>
         </w:tc>
@@ -1951,7 +1951,7 @@
                 <w:sz w:val="20"/>
                 <w:szCs w:val="20"/>
               </w:rPr>
-              <w:t xml:space="preserve">A15, B11–B14</w:t>
+              <w:t xml:space="preserve">A16, B12–B15</w:t>
             </w:r>
           </w:p>
         </w:tc>
@@ -2020,7 +2020,7 @@
                 <w:sz w:val="20"/>
                 <w:szCs w:val="20"/>
               </w:rPr>
-              <w:t xml:space="preserve">3.5 / 3.6 Application protection and device authentication</w:t>
+              <w:t xml:space="preserve">3.5 / 3.6 Application protection, user information and device authentication</w:t>
             </w:r>
           </w:p>
         </w:tc>
@@ -2052,7 +2052,7 @@
                 <w:sz w:val="20"/>
                 <w:szCs w:val="20"/>
               </w:rPr>
-              <w:t xml:space="preserve">A.8.26, A.5.17</w:t>
+              <w:t xml:space="preserve">A.8.26, A.5.17, A.5.34</w:t>
             </w:r>
           </w:p>
         </w:tc>
@@ -2084,7 +2084,7 @@
                 <w:sz w:val="20"/>
                 <w:szCs w:val="20"/>
               </w:rPr>
-              <w:t xml:space="preserve">A12, B6–B8, B10</w:t>
+              <w:t xml:space="preserve">A11, A13, B6–B9, B11</w:t>
             </w:r>
           </w:p>
         </w:tc>
@@ -2217,7 +2217,7 @@
                 <w:sz w:val="20"/>
                 <w:szCs w:val="20"/>
               </w:rPr>
-              <w:t xml:space="preserve">A16–A18, B15–B19</w:t>
+              <w:t xml:space="preserve">A17–A19, B16–B20</w:t>
             </w:r>
           </w:p>
         </w:tc>

--- a/docs/manuscript/LSIAMS_Security_Questionnaire_Defense_Script.docx
+++ b/docs/manuscript/LSIAMS_Security_Questionnaire_Defense_Script.docx
@@ -314,7 +314,7 @@
                 <w:sz w:val="22"/>
                 <w:szCs w:val="22"/>
               </w:rPr>
-              <w:t xml:space="preserve">We added only two items of our own, one in each form, on protecting personal data such as fingerprints, because none of the sources covers it and the Data Privacy Act requires it. We then linked every item to the ISO/IEC 27001:2022 Annex A control it checks. We do not claim that the school or the system is ISO 27001 certified; we use the standard as a guide for choosing and checking the controls.”</w:t>
+              <w:t xml:space="preserve">All 39 items come from these three sources; we did not write any items of our own. We then linked every item to the ISO/IEC 27001:2022 Annex A control it checks and grouped it under confidentiality, integrity or availability. We do not claim that the school or the system is ISO 27001 certified; we use the standard as a guide for choosing and checking the controls.”</w:t>
             </w:r>
           </w:p>
         </w:tc>
@@ -345,7 +345,7 @@
           <w:sz w:val="22"/>
           <w:szCs w:val="22"/>
         </w:rPr>
-        <w:t xml:space="preserve">Every item keeps the meaning of its original. Three kinds of change were made, and the final wording was simplified so any respondent can answer easily:</w:t>
+        <w:t xml:space="preserve">Every item keeps the sentence and meaning of its original. Only the context was changed to L-SIAMS:</w:t>
       </w:r>
     </w:p>
     <w:tbl>
@@ -501,7 +501,7 @@
                 <w:sz w:val="20"/>
                 <w:szCs w:val="20"/>
               </w:rPr>
-              <w:t xml:space="preserve">Context changed to L-SIAMS</w:t>
+              <w:t xml:space="preserve">General term replaced with its L-SIAMS counterpart</w:t>
             </w:r>
           </w:p>
         </w:tc>
@@ -565,7 +565,7 @@
                 <w:sz w:val="20"/>
                 <w:szCs w:val="20"/>
               </w:rPr>
-              <w:t xml:space="preserve">“The fingerprint scanner is accurate.” (A5)</w:t>
+              <w:t xml:space="preserve">“The fingerprint scanner has high recognition accuracy.” (A5)</w:t>
             </w:r>
           </w:p>
         </w:tc>
@@ -602,7 +602,7 @@
                 <w:sz w:val="20"/>
                 <w:szCs w:val="20"/>
               </w:rPr>
-              <w:t xml:space="preserve">Personal practice reframed as system protection</w:t>
+              <w:t xml:space="preserve">General data specified as attendance data</w:t>
             </w:r>
           </w:p>
         </w:tc>
@@ -666,7 +666,7 @@
                 <w:sz w:val="20"/>
                 <w:szCs w:val="20"/>
               </w:rPr>
-              <w:t xml:space="preserve">“Attendance records cannot be changed or deleted without permission.” (A15)</w:t>
+              <w:t xml:space="preserve">“I refrain from unauthorized modification or deletion of attendance records.” (A14)</w:t>
             </w:r>
           </w:p>
         </w:tc>
@@ -703,7 +703,7 @@
                 <w:sz w:val="20"/>
                 <w:szCs w:val="20"/>
               </w:rPr>
-              <w:t xml:space="preserve">Control phrase turned into a statement</w:t>
+              <w:t xml:space="preserve">Control phrase written as a statement, as the authors did</w:t>
             </w:r>
           </w:p>
         </w:tc>
@@ -767,7 +767,7 @@
                 <w:sz w:val="20"/>
                 <w:szCs w:val="20"/>
               </w:rPr>
-              <w:t xml:space="preserve">“The system keeps proof of security problems in its audit and security logs.” (B15)</w:t>
+              <w:t xml:space="preserve">“L-SIAMS keeps a collection of evidence of security incidents.” (B14)</w:t>
             </w:r>
           </w:p>
         </w:tc>
@@ -1022,7 +1022,7 @@
                 <w:sz w:val="20"/>
                 <w:szCs w:val="20"/>
               </w:rPr>
-              <w:t xml:space="preserve">Form A — 19 items</w:t>
+              <w:t xml:space="preserve">Form A — 20 items</w:t>
             </w:r>
           </w:p>
         </w:tc>
@@ -1086,7 +1086,7 @@
                 <w:sz w:val="20"/>
                 <w:szCs w:val="20"/>
               </w:rPr>
-              <w:t xml:space="preserve">Trust in fingerprint verification (teachers only), then the confidentiality, integrity and availability of the system as users experience it.</w:t>
+              <w:t xml:space="preserve">Trust in fingerprint verification (teachers only), then how attendance information is kept private, correct and available when they use the system. The CIA grouping is the one given by the source authors.</w:t>
             </w:r>
           </w:p>
         </w:tc>
@@ -1123,7 +1123,7 @@
                 <w:sz w:val="20"/>
                 <w:szCs w:val="20"/>
               </w:rPr>
-              <w:t xml:space="preserve">Form B — 20 items</w:t>
+              <w:t xml:space="preserve">Form B — 19 items</w:t>
             </w:r>
           </w:p>
         </w:tc>
@@ -1187,7 +1187,7 @@
                 <w:sz w:val="20"/>
                 <w:szCs w:val="20"/>
               </w:rPr>
-              <w:t xml:space="preserve">The technical controls: authentication, access restriction, encryption, key management, intrusion blocking, incident handling, logs, backups and continuity. Each rating is backed by evidence such as a log entry or test result.</w:t>
+              <w:t xml:space="preserve">The technical controls: authentication, access restriction, key management, intrusion prevention, malware protection, incident handling, evidence in logs, backups, documented procedures and continuity planning.</w:t>
             </w:r>
           </w:p>
         </w:tc>
@@ -1520,7 +1520,7 @@
                 <w:sz w:val="20"/>
                 <w:szCs w:val="20"/>
               </w:rPr>
-              <w:t xml:space="preserve">A.8.24</w:t>
+              <w:t xml:space="preserve">A.8.24, A.5.14</w:t>
             </w:r>
           </w:p>
         </w:tc>
@@ -1552,7 +1552,7 @@
                 <w:sz w:val="20"/>
                 <w:szCs w:val="20"/>
               </w:rPr>
-              <w:t xml:space="preserve">A7, B5</w:t>
+              <w:t xml:space="preserve">A7, B15</w:t>
             </w:r>
           </w:p>
         </w:tc>
@@ -1685,7 +1685,7 @@
                 <w:sz w:val="20"/>
                 <w:szCs w:val="20"/>
               </w:rPr>
-              <w:t xml:space="preserve">A1–A6, A9, A14, A15, B1, B2</w:t>
+              <w:t xml:space="preserve">A1–A6, A8, A9, A14, B1, B4, B5</w:t>
             </w:r>
           </w:p>
         </w:tc>
@@ -1818,7 +1818,7 @@
                 <w:sz w:val="20"/>
                 <w:szCs w:val="20"/>
               </w:rPr>
-              <w:t xml:space="preserve">A10, B3, B4, B10</w:t>
+              <w:t xml:space="preserve">A10, B2, B3, B6, B9</w:t>
             </w:r>
           </w:p>
         </w:tc>
@@ -1919,7 +1919,7 @@
                 <w:sz w:val="20"/>
                 <w:szCs w:val="20"/>
               </w:rPr>
-              <w:t xml:space="preserve">A.8.15, A.5.28</w:t>
+              <w:t xml:space="preserve">A.8.15, A.5.24–A.5.28</w:t>
             </w:r>
           </w:p>
         </w:tc>
@@ -1951,7 +1951,7 @@
                 <w:sz w:val="20"/>
                 <w:szCs w:val="20"/>
               </w:rPr>
-              <w:t xml:space="preserve">A16, B12–B15</w:t>
+              <w:t xml:space="preserve">A15, B11–B14</w:t>
             </w:r>
           </w:p>
         </w:tc>
@@ -2020,7 +2020,7 @@
                 <w:sz w:val="20"/>
                 <w:szCs w:val="20"/>
               </w:rPr>
-              <w:t xml:space="preserve">3.5 / 3.6 Application protection, user information and device authentication</w:t>
+              <w:t xml:space="preserve">3.5 / 3.6 Application protection and device authentication</w:t>
             </w:r>
           </w:p>
         </w:tc>
@@ -2052,7 +2052,7 @@
                 <w:sz w:val="20"/>
                 <w:szCs w:val="20"/>
               </w:rPr>
-              <w:t xml:space="preserve">A.8.26, A.5.17, A.5.34</w:t>
+              <w:t xml:space="preserve">A.8.7, A.8.19, A.8.25, A.5.17</w:t>
             </w:r>
           </w:p>
         </w:tc>
@@ -2084,7 +2084,7 @@
                 <w:sz w:val="20"/>
                 <w:szCs w:val="20"/>
               </w:rPr>
-              <w:t xml:space="preserve">A11, A13, B6–B9, B11</w:t>
+              <w:t xml:space="preserve">A13, B5, B7, B8, B10</w:t>
             </w:r>
           </w:p>
         </w:tc>
@@ -2185,7 +2185,7 @@
                 <w:sz w:val="20"/>
                 <w:szCs w:val="20"/>
               </w:rPr>
-              <w:t xml:space="preserve">A.5.30, A.8.13</w:t>
+              <w:t xml:space="preserve">A.5.29, A.5.30, A.8.13</w:t>
             </w:r>
           </w:p>
         </w:tc>
@@ -2217,7 +2217,7 @@
                 <w:sz w:val="20"/>
                 <w:szCs w:val="20"/>
               </w:rPr>
-              <w:t xml:space="preserve">A17–A19, B16–B20</w:t>
+              <w:t xml:space="preserve">A16–A20, B15–B19</w:t>
             </w:r>
           </w:p>
         </w:tc>
@@ -2329,7 +2329,7 @@
                 <w:sz w:val="22"/>
                 <w:szCs w:val="22"/>
               </w:rPr>
-              <w:t xml:space="preserve">“For example, for encryption, the teachers rate the statement that information is sent only through secured channels, the IT administrator rates the encryption of data and backups, and Wireshark shows that no readable data crosses the network. When the ratings and the test agree, the result is well supported.”</w:t>
+              <w:t xml:space="preserve">“For example, for encryption, the teachers rate whether they avoid sending attendance information through unsecured channels, the IT administrator rates whether the system’s files are backed up and encrypted, and Wireshark shows that no readable data crosses the network. When the ratings and the test agree, the result is well supported.”</w:t>
             </w:r>
           </w:p>
         </w:tc>
@@ -2747,7 +2747,35 @@
           <w:sz w:val="22"/>
           <w:szCs w:val="22"/>
         </w:rPr>
-        <w:t xml:space="preserve">No published questionnaire evaluates the security of a local attendance system. The sources measured university systems, organizational security management and face recognition. Using them word for word would not match our system, so we adapted the items that describe system protection, kept their meaning, and cited the original authors.</w:t>
+        <w:t xml:space="preserve">No published questionnaire evaluates the security of a local attendance system. The sources measured university systems, organizational security management and face recognition. Using them word for word would not match our system, so we kept each item’s sentence and meaning, changed only the context to L-SIAMS, and cited the original authors.</w:t>
+      </w:r>
+    </w:p>
+    <w:p>
+      <w:pPr>
+        <w:keepNext/>
+        <w:spacing w:after="40" w:before="120" w:line="276"/>
+      </w:pPr>
+      <w:r>
+        <w:rPr>
+          <w:b/>
+          <w:bCs/>
+          <w:color w:val="1F3864"/>
+          <w:sz w:val="22"/>
+          <w:szCs w:val="22"/>
+        </w:rPr>
+        <w:t xml:space="preserve">Why do the Form A items ask about the teachers’ own actions?</w:t>
+      </w:r>
+    </w:p>
+    <w:p>
+      <w:pPr>
+        <w:spacing w:after="80" w:before="0" w:line="276"/>
+      </w:pPr>
+      <w:r>
+        <w:rPr>
+          <w:sz w:val="22"/>
+          <w:szCs w:val="22"/>
+        </w:rPr>
+        <w:t xml:space="preserve">Because that is how the source scale measures CIA. Phakaedam and colleagues measured confidentiality, integrity and availability as they are maintained by users during routine use of a system. Keeping that meaning is what makes the items a faithful adaptation. The system’s own technical controls are rated by the IT administrator in Form B and tested directly in Objective 5.</w:t>
       </w:r>
     </w:p>
     <w:p>

--- a/docs/manuscript/LSIAMS_Security_Questionnaire_Defense_Script.docx
+++ b/docs/manuscript/LSIAMS_Security_Questionnaire_Defense_Script.docx
@@ -258,7 +258,7 @@
                 <w:sz w:val="22"/>
                 <w:szCs w:val="22"/>
               </w:rPr>
-              <w:t xml:space="preserve">“ISO/IEC 27001 does not come with a ready-made questionnaire, so we did not write our items from scratch. We adapted them from three published questionnaires that their authors had already validated.</w:t>
+              <w:t xml:space="preserve">“ISO/IEC 27001 does not come with a ready-made questionnaire, so we did not write any items ourselves. Every item is adopted word for word from three published questionnaires that their authors had already validated.</w:t>
             </w:r>
           </w:p>
           <w:p>
@@ -272,7 +272,7 @@
                 <w:sz w:val="22"/>
                 <w:szCs w:val="22"/>
               </w:rPr>
-              <w:t xml:space="preserve">The first is the Trust and Security scale of Rukhiran and colleagues, 2023, from a study of biometric attendance in a university, with a Cronbach’s alpha of .932. We adapted it to our teachers’ fingerprint verification.</w:t>
+              <w:t xml:space="preserve">The first is the Trust and Security scale of Rukhiran and colleagues, 2023, from a study of biometric attendance in a university, with a Cronbach’s alpha of .932.</w:t>
             </w:r>
           </w:p>
           <w:p>
@@ -314,7 +314,7 @@
                 <w:sz w:val="22"/>
                 <w:szCs w:val="22"/>
               </w:rPr>
-              <w:t xml:space="preserve">All 39 items come from these three sources; we did not write any items of our own. We then linked every item to the ISO/IEC 27001:2022 Annex A control it checks and grouped it under confidentiality, integrity or availability. We do not claim that the school or the system is ISO 27001 certified; we use the standard as a guide for choosing and checking the controls.”</w:t>
+              <w:t xml:space="preserve">We then grouped every item under confidentiality, integrity or availability and linked it to the ISO/IEC 27001:2022 Annex A control it checks. We do not claim that the school or the system is ISO 27001 certified; we use the standard as a guide for choosing and checking the controls.”</w:t>
             </w:r>
           </w:p>
         </w:tc>
@@ -333,7 +333,7 @@
           <w:sz w:val="30"/>
           <w:szCs w:val="30"/>
         </w:rPr>
-        <w:t xml:space="preserve">3. How we adapted the items</w:t>
+        <w:t xml:space="preserve">3. How we chose the items</w:t>
       </w:r>
     </w:p>
     <w:p>
@@ -345,7 +345,7 @@
           <w:sz w:val="22"/>
           <w:szCs w:val="22"/>
         </w:rPr>
-        <w:t xml:space="preserve">Every item keeps the sentence and meaning of its original. Only the context was changed to L-SIAMS:</w:t>
+        <w:t xml:space="preserve">We selected items; we did not change them. An item was adopted only if its original wording applies to L-SIAMS as written:</w:t>
       </w:r>
     </w:p>
     <w:tbl>
@@ -398,7 +398,7 @@
                 <w:sz w:val="20"/>
                 <w:szCs w:val="20"/>
               </w:rPr>
-              <w:t xml:space="preserve">Change</w:t>
+              <w:t xml:space="preserve">Decision</w:t>
             </w:r>
           </w:p>
         </w:tc>
@@ -431,7 +431,7 @@
                 <w:sz w:val="20"/>
                 <w:szCs w:val="20"/>
               </w:rPr>
-              <w:t xml:space="preserve">Original item</w:t>
+              <w:t xml:space="preserve">Source item</w:t>
             </w:r>
           </w:p>
         </w:tc>
@@ -464,7 +464,7 @@
                 <w:sz w:val="20"/>
                 <w:szCs w:val="20"/>
               </w:rPr>
-              <w:t xml:space="preserve">Adapted item</w:t>
+              <w:t xml:space="preserve">Reason</w:t>
             </w:r>
           </w:p>
         </w:tc>
@@ -501,7 +501,7 @@
                 <w:sz w:val="20"/>
                 <w:szCs w:val="20"/>
               </w:rPr>
-              <w:t xml:space="preserve">General term replaced with its L-SIAMS counterpart</w:t>
+              <w:t xml:space="preserve">Adopted</w:t>
             </w:r>
           </w:p>
         </w:tc>
@@ -565,7 +565,7 @@
                 <w:sz w:val="20"/>
                 <w:szCs w:val="20"/>
               </w:rPr>
-              <w:t xml:space="preserve">“The fingerprint scanner has high recognition accuracy.” (A5)</w:t>
+              <w:t xml:space="preserve">Applies as written to the fingerprint verification (A3).</w:t>
             </w:r>
           </w:p>
         </w:tc>
@@ -602,7 +602,7 @@
                 <w:sz w:val="20"/>
                 <w:szCs w:val="20"/>
               </w:rPr>
-              <w:t xml:space="preserve">General data specified as attendance data</w:t>
+              <w:t xml:space="preserve">Adopted</w:t>
             </w:r>
           </w:p>
         </w:tc>
@@ -666,7 +666,7 @@
                 <w:sz w:val="20"/>
                 <w:szCs w:val="20"/>
               </w:rPr>
-              <w:t xml:space="preserve">“I refrain from unauthorized modification or deletion of attendance records.” (A14)</w:t>
+              <w:t xml:space="preserve">Applies as written to the use of L-SIAMS (A12).</w:t>
             </w:r>
           </w:p>
         </w:tc>
@@ -703,7 +703,7 @@
                 <w:sz w:val="20"/>
                 <w:szCs w:val="20"/>
               </w:rPr>
-              <w:t xml:space="preserve">Control phrase written as a statement, as the authors did</w:t>
+              <w:t xml:space="preserve">Adopted</w:t>
             </w:r>
           </w:p>
         </w:tc>
@@ -767,7 +767,209 @@
                 <w:sz w:val="20"/>
                 <w:szCs w:val="20"/>
               </w:rPr>
-              <w:t xml:space="preserve">“L-SIAMS keeps a collection of evidence of security incidents.” (B14)</w:t>
+              <w:t xml:space="preserve">Applies as written to the audit and security logs (B11).</w:t>
+            </w:r>
+          </w:p>
+        </w:tc>
+      </w:tr>
+      <w:tr>
+        <w:trPr>
+          <w:cantSplit/>
+        </w:trPr>
+        <w:tc>
+          <w:tcPr>
+            <w:tcW w:type="dxa" w:w="2400"/>
+            <w:tcBorders>
+              <w:top w:val="single" w:color="BFBFBF" w:sz="4"/>
+              <w:left w:val="single" w:color="BFBFBF" w:sz="4"/>
+              <w:bottom w:val="single" w:color="BFBFBF" w:sz="4"/>
+              <w:right w:val="single" w:color="BFBFBF" w:sz="4"/>
+            </w:tcBorders>
+            <w:shd w:fill="F2F2F2" w:color="auto" w:val="clear"/>
+            <w:tcMar>
+              <w:top w:type="dxa" w:w="60"/>
+              <w:left w:type="dxa" w:w="100"/>
+              <w:bottom w:type="dxa" w:w="60"/>
+              <w:right w:type="dxa" w:w="100"/>
+            </w:tcMar>
+          </w:tcPr>
+          <w:p>
+            <w:pPr>
+              <w:spacing w:after="0" w:before="0" w:line="252"/>
+            </w:pPr>
+            <w:r>
+              <w:rPr>
+                <w:b/>
+                <w:bCs/>
+                <w:sz w:val="20"/>
+                <w:szCs w:val="20"/>
+              </w:rPr>
+              <w:t xml:space="preserve">Not adopted</w:t>
+            </w:r>
+          </w:p>
+        </w:tc>
+        <w:tc>
+          <w:tcPr>
+            <w:tcW w:type="dxa" w:w="3480"/>
+            <w:tcBorders>
+              <w:top w:val="single" w:color="BFBFBF" w:sz="4"/>
+              <w:left w:val="single" w:color="BFBFBF" w:sz="4"/>
+              <w:bottom w:val="single" w:color="BFBFBF" w:sz="4"/>
+              <w:right w:val="single" w:color="BFBFBF" w:sz="4"/>
+            </w:tcBorders>
+            <w:shd w:fill="F2F2F2" w:color="auto" w:val="clear"/>
+            <w:tcMar>
+              <w:top w:type="dxa" w:w="60"/>
+              <w:left w:type="dxa" w:w="100"/>
+              <w:bottom w:type="dxa" w:w="60"/>
+              <w:right w:type="dxa" w:w="100"/>
+            </w:tcMar>
+          </w:tcPr>
+          <w:p>
+            <w:pPr>
+              <w:spacing w:after="0" w:before="0" w:line="252"/>
+            </w:pPr>
+            <w:r>
+              <w:rPr>
+                <w:b w:val="false"/>
+                <w:bCs w:val="false"/>
+                <w:sz w:val="20"/>
+                <w:szCs w:val="20"/>
+              </w:rPr>
+              <w:t xml:space="preserve">“I would trust the face recognition system.” (Rukhiran et al., TS2)</w:t>
+            </w:r>
+          </w:p>
+        </w:tc>
+        <w:tc>
+          <w:tcPr>
+            <w:tcW w:type="dxa" w:w="3480"/>
+            <w:tcBorders>
+              <w:top w:val="single" w:color="BFBFBF" w:sz="4"/>
+              <w:left w:val="single" w:color="BFBFBF" w:sz="4"/>
+              <w:bottom w:val="single" w:color="BFBFBF" w:sz="4"/>
+              <w:right w:val="single" w:color="BFBFBF" w:sz="4"/>
+            </w:tcBorders>
+            <w:shd w:fill="F2F2F2" w:color="auto" w:val="clear"/>
+            <w:tcMar>
+              <w:top w:type="dxa" w:w="60"/>
+              <w:left w:type="dxa" w:w="100"/>
+              <w:bottom w:type="dxa" w:w="60"/>
+              <w:right w:type="dxa" w:w="100"/>
+            </w:tcMar>
+          </w:tcPr>
+          <w:p>
+            <w:pPr>
+              <w:spacing w:after="0" w:before="0" w:line="252"/>
+            </w:pPr>
+            <w:r>
+              <w:rPr>
+                <w:b w:val="false"/>
+                <w:bCs w:val="false"/>
+                <w:sz w:val="20"/>
+                <w:szCs w:val="20"/>
+              </w:rPr>
+              <w:t xml:space="preserve">L-SIAMS uses fingerprints, not face recognition, and rewording is not allowed.</w:t>
+            </w:r>
+          </w:p>
+        </w:tc>
+      </w:tr>
+      <w:tr>
+        <w:trPr>
+          <w:cantSplit/>
+        </w:trPr>
+        <w:tc>
+          <w:tcPr>
+            <w:tcW w:type="dxa" w:w="2400"/>
+            <w:tcBorders>
+              <w:top w:val="single" w:color="BFBFBF" w:sz="4"/>
+              <w:left w:val="single" w:color="BFBFBF" w:sz="4"/>
+              <w:bottom w:val="single" w:color="BFBFBF" w:sz="4"/>
+              <w:right w:val="single" w:color="BFBFBF" w:sz="4"/>
+            </w:tcBorders>
+            <w:shd w:fill="FFFFFF" w:color="auto" w:val="clear"/>
+            <w:tcMar>
+              <w:top w:type="dxa" w:w="60"/>
+              <w:left w:type="dxa" w:w="100"/>
+              <w:bottom w:type="dxa" w:w="60"/>
+              <w:right w:type="dxa" w:w="100"/>
+            </w:tcMar>
+          </w:tcPr>
+          <w:p>
+            <w:pPr>
+              <w:spacing w:after="0" w:before="0" w:line="252"/>
+            </w:pPr>
+            <w:r>
+              <w:rPr>
+                <w:b/>
+                <w:bCs/>
+                <w:sz w:val="20"/>
+                <w:szCs w:val="20"/>
+              </w:rPr>
+              <w:t xml:space="preserve">Not adopted</w:t>
+            </w:r>
+          </w:p>
+        </w:tc>
+        <w:tc>
+          <w:tcPr>
+            <w:tcW w:type="dxa" w:w="3480"/>
+            <w:tcBorders>
+              <w:top w:val="single" w:color="BFBFBF" w:sz="4"/>
+              <w:left w:val="single" w:color="BFBFBF" w:sz="4"/>
+              <w:bottom w:val="single" w:color="BFBFBF" w:sz="4"/>
+              <w:right w:val="single" w:color="BFBFBF" w:sz="4"/>
+            </w:tcBorders>
+            <w:shd w:fill="FFFFFF" w:color="auto" w:val="clear"/>
+            <w:tcMar>
+              <w:top w:type="dxa" w:w="60"/>
+              <w:left w:type="dxa" w:w="100"/>
+              <w:bottom w:type="dxa" w:w="60"/>
+              <w:right w:type="dxa" w:w="100"/>
+            </w:tcMar>
+          </w:tcPr>
+          <w:p>
+            <w:pPr>
+              <w:spacing w:after="0" w:before="0" w:line="252"/>
+            </w:pPr>
+            <w:r>
+              <w:rPr>
+                <w:b w:val="false"/>
+                <w:bCs w:val="false"/>
+                <w:sz w:val="20"/>
+                <w:szCs w:val="20"/>
+              </w:rPr>
+              <w:t xml:space="preserve">“I can access university systems when needed.” (Phakaedam et al., A13)</w:t>
+            </w:r>
+          </w:p>
+        </w:tc>
+        <w:tc>
+          <w:tcPr>
+            <w:tcW w:type="dxa" w:w="3480"/>
+            <w:tcBorders>
+              <w:top w:val="single" w:color="BFBFBF" w:sz="4"/>
+              <w:left w:val="single" w:color="BFBFBF" w:sz="4"/>
+              <w:bottom w:val="single" w:color="BFBFBF" w:sz="4"/>
+              <w:right w:val="single" w:color="BFBFBF" w:sz="4"/>
+            </w:tcBorders>
+            <w:shd w:fill="FFFFFF" w:color="auto" w:val="clear"/>
+            <w:tcMar>
+              <w:top w:type="dxa" w:w="60"/>
+              <w:left w:type="dxa" w:w="100"/>
+              <w:bottom w:type="dxa" w:w="60"/>
+              <w:right w:type="dxa" w:w="100"/>
+            </w:tcMar>
+          </w:tcPr>
+          <w:p>
+            <w:pPr>
+              <w:spacing w:after="0" w:before="0" w:line="252"/>
+            </w:pPr>
+            <w:r>
+              <w:rPr>
+                <w:b w:val="false"/>
+                <w:bCs w:val="false"/>
+                <w:sz w:val="20"/>
+                <w:szCs w:val="20"/>
+              </w:rPr>
+              <w:t xml:space="preserve">It refers to a university; our site is a private school.</w:t>
             </w:r>
           </w:p>
         </w:tc>
@@ -847,7 +1049,7 @@
                 <w:sz w:val="22"/>
                 <w:szCs w:val="22"/>
               </w:rPr>
-              <w:t xml:space="preserve">“The appendix has an adaptation matrix that shows, for every item, the original wording, the source, our adapted wording, and the ISO 27001 control and objective it addresses. Items that measure things outside our system, such as school-wide policies or personal attitudes, were left out, and we list why.”</w:t>
+              <w:t xml:space="preserve">“The appendix has a source matrix that shows, for every item, its code in the original questionnaire, the ISO 27001 control and the objective it addresses, and a table of the items we left out and why.”</w:t>
             </w:r>
           </w:p>
         </w:tc>
@@ -1022,7 +1224,7 @@
                 <w:sz w:val="20"/>
                 <w:szCs w:val="20"/>
               </w:rPr>
-              <w:t xml:space="preserve">Form A — 20 items</w:t>
+              <w:t xml:space="preserve">Form A — 16 items</w:t>
             </w:r>
           </w:p>
         </w:tc>
@@ -1086,7 +1288,7 @@
                 <w:sz w:val="20"/>
                 <w:szCs w:val="20"/>
               </w:rPr>
-              <w:t xml:space="preserve">Trust in fingerprint verification (teachers only), then how attendance information is kept private, correct and available when they use the system. The CIA grouping is the one given by the source authors.</w:t>
+              <w:t xml:space="preserve">Trust in fingerprint verification (teachers only), then how they keep information private, correct and available when they use the system, using the CIA grouping of the source authors.</w:t>
             </w:r>
           </w:p>
         </w:tc>
@@ -1123,7 +1325,7 @@
                 <w:sz w:val="20"/>
                 <w:szCs w:val="20"/>
               </w:rPr>
-              <w:t xml:space="preserve">Form B — 19 items</w:t>
+              <w:t xml:space="preserve">Form B — 14 items</w:t>
             </w:r>
           </w:p>
         </w:tc>
@@ -1187,7 +1389,7 @@
                 <w:sz w:val="20"/>
                 <w:szCs w:val="20"/>
               </w:rPr>
-              <w:t xml:space="preserve">The technical controls: authentication, access restriction, key management, intrusion prevention, malware protection, incident handling, evidence in logs, backups, documented procedures and continuity planning.</w:t>
+              <w:t xml:space="preserve">How far each control is in place: access control, access keys, protection against threats, network division, secure development, incident handling, evidence, backups, documented procedures and continuity planning.</w:t>
             </w:r>
           </w:p>
         </w:tc>
@@ -1552,7 +1754,7 @@
                 <w:sz w:val="20"/>
                 <w:szCs w:val="20"/>
               </w:rPr>
-              <w:t xml:space="preserve">A7, B15</w:t>
+              <w:t xml:space="preserve">A5, B12</w:t>
             </w:r>
           </w:p>
         </w:tc>
@@ -1685,7 +1887,7 @@
                 <w:sz w:val="20"/>
                 <w:szCs w:val="20"/>
               </w:rPr>
-              <w:t xml:space="preserve">A1–A6, A8, A9, A14, B1, B4, B5</w:t>
+              <w:t xml:space="preserve">A1–A4, A6, A7, B3, B4</w:t>
             </w:r>
           </w:p>
         </w:tc>
@@ -1786,7 +1988,7 @@
                 <w:sz w:val="20"/>
                 <w:szCs w:val="20"/>
               </w:rPr>
-              <w:t xml:space="preserve">A.8.20, A.8.22</w:t>
+              <w:t xml:space="preserve">A.8.20, A.8.22, A.7.5</w:t>
             </w:r>
           </w:p>
         </w:tc>
@@ -1818,7 +2020,7 @@
                 <w:sz w:val="20"/>
                 <w:szCs w:val="20"/>
               </w:rPr>
-              <w:t xml:space="preserve">A10, B2, B3, B6, B9</w:t>
+              <w:t xml:space="preserve">A8, B1, B2, B5, B6</w:t>
             </w:r>
           </w:p>
         </w:tc>
@@ -1951,7 +2153,7 @@
                 <w:sz w:val="20"/>
                 <w:szCs w:val="20"/>
               </w:rPr>
-              <w:t xml:space="preserve">A15, B11–B14</w:t>
+              <w:t xml:space="preserve">A13, B8–B11</w:t>
             </w:r>
           </w:p>
         </w:tc>
@@ -2052,7 +2254,7 @@
                 <w:sz w:val="20"/>
                 <w:szCs w:val="20"/>
               </w:rPr>
-              <w:t xml:space="preserve">A.8.7, A.8.19, A.8.25, A.5.17</w:t>
+              <w:t xml:space="preserve">A.8.19, A.8.25, A.5.17</w:t>
             </w:r>
           </w:p>
         </w:tc>
@@ -2084,7 +2286,7 @@
                 <w:sz w:val="20"/>
                 <w:szCs w:val="20"/>
               </w:rPr>
-              <w:t xml:space="preserve">A13, B5, B7, B8, B10</w:t>
+              <w:t xml:space="preserve">A11, A12, B4, B7</w:t>
             </w:r>
           </w:p>
         </w:tc>
@@ -2217,7 +2419,7 @@
                 <w:sz w:val="20"/>
                 <w:szCs w:val="20"/>
               </w:rPr>
-              <w:t xml:space="preserve">A16–A20, B15–B19</w:t>
+              <w:t xml:space="preserve">A14–A16, B12–B14</w:t>
             </w:r>
           </w:p>
         </w:tc>
@@ -2329,7 +2531,7 @@
                 <w:sz w:val="22"/>
                 <w:szCs w:val="22"/>
               </w:rPr>
-              <w:t xml:space="preserve">“For example, for encryption, the teachers rate whether they avoid sending attendance information through unsecured channels, the IT administrator rates whether the system’s files are backed up and encrypted, and Wireshark shows that no readable data crosses the network. When the ratings and the test agree, the result is well supported.”</w:t>
+              <w:t xml:space="preserve">“For example, for encryption, the teachers rate whether they avoid sending sensitive information through unsecured channels, the IT administrator rates the backing up and encrypting of files, and Wireshark shows that no readable data crosses the network. When the ratings and the test agree, the result is well supported.”</w:t>
             </w:r>
           </w:p>
         </w:tc>
@@ -2500,7 +2702,7 @@
           <w:sz w:val="30"/>
           <w:szCs w:val="30"/>
         </w:rPr>
-        <w:t xml:space="preserve">7. How we validate the adapted questionnaire</w:t>
+        <w:t xml:space="preserve">7. How we validate the adopted questionnaire</w:t>
       </w:r>
     </w:p>
     <w:tbl>
@@ -2565,7 +2767,7 @@
                 <w:sz w:val="22"/>
                 <w:szCs w:val="22"/>
               </w:rPr>
-              <w:t xml:space="preserve">“The source questionnaires were validated by their authors, but we changed the wording, the respondents and the setting, so their results do not transfer automatically. We therefore validate our adapted version before using it. First, three IT or security experts rate how relevant each adapted item is and whether it keeps the meaning of the original, and we compute the Content Validity Index. Any item not rated relevant by all three is revised. Second, we pilot Form A with respondents outside our study and check its reliability with Cronbach’s alpha, aiming for 0.70 or higher, and compare it with the reliability reported by the original authors.”</w:t>
+              <w:t xml:space="preserve">“The source questionnaires were validated by their authors. We kept their wording, but our respondents, our setting and the number of items per scale differ, so their results do not transfer automatically. We therefore validate our version before using it. First, three IT or security experts rate how relevant each item is to its control in L-SIAMS, and we compute the Content Validity Index. Any item not rated relevant by all three is removed. Second, we pilot Form A with respondents outside our study and check its reliability with Cronbach’s alpha, aiming for 0.70 or higher, and compare it with the reliability reported by the original authors.”</w:t>
             </w:r>
           </w:p>
         </w:tc>
@@ -2735,7 +2937,7 @@
           <w:sz w:val="22"/>
           <w:szCs w:val="22"/>
         </w:rPr>
-        <w:t xml:space="preserve">Why did you adapt questionnaires instead of using one as is?</w:t>
+        <w:t xml:space="preserve">Why did you use only some items from each questionnaire?</w:t>
       </w:r>
     </w:p>
     <w:p>
@@ -2747,7 +2949,7 @@
           <w:sz w:val="22"/>
           <w:szCs w:val="22"/>
         </w:rPr>
-        <w:t xml:space="preserve">No published questionnaire evaluates the security of a local attendance system. The sources measured university systems, organizational security management and face recognition. Using them word for word would not match our system, so we kept each item’s sentence and meaning, changed only the context to L-SIAMS, and cited the original authors.</w:t>
+        <w:t xml:space="preserve">Because we adopted items word for word. Items that mention a university, face recognition or tools our system does not use could not be used without rewording, so we left them out and list them in the appendix with the reason.</w:t>
       </w:r>
     </w:p>
     <w:p>
@@ -2775,7 +2977,7 @@
           <w:sz w:val="22"/>
           <w:szCs w:val="22"/>
         </w:rPr>
-        <w:t xml:space="preserve">Because that is how the source scale measures CIA. Phakaedam and colleagues measured confidentiality, integrity and availability as they are maintained by users during routine use of a system. Keeping that meaning is what makes the items a faithful adaptation. The system’s own technical controls are rated by the IT administrator in Form B and tested directly in Objective 5.</w:t>
+        <w:t xml:space="preserve">Because that is how the source scale measures CIA. Phakaedam and colleagues measured confidentiality, integrity and availability as they are maintained by users during routine use of a system. Because we adopted the items word for word, they keep that meaning. The system’s own technical controls are rated by the IT administrator in Form B and tested directly in Objective 5.</w:t>
       </w:r>
     </w:p>
     <w:p>
@@ -2803,7 +3005,7 @@
           <w:sz w:val="22"/>
           <w:szCs w:val="22"/>
         </w:rPr>
-        <w:t xml:space="preserve">Its items come from questionnaires already validated by their authors, with reliability between .83 and .95. Because we adapted them, we re-validate our version through expert review with the Content Validity Index and a pilot test for reliability before giving it to our respondents. (Once done, answer with the actual numbers.)</w:t>
+        <w:t xml:space="preserve">Its items are adopted word for word from questionnaires already validated by their authors, with reliability between .89 and .95. Because our respondents and setting differ and we use only some items of each scale, we re-validate it through expert review with the Content Validity Index and a pilot test for reliability before giving it to our respondents. (Once done, answer with the actual numbers.)</w:t>
       </w:r>
     </w:p>
     <w:p>
@@ -2819,7 +3021,7 @@
           <w:sz w:val="22"/>
           <w:szCs w:val="22"/>
         </w:rPr>
-        <w:t xml:space="preserve">Were you allowed to adapt those questionnaires?</w:t>
+        <w:t xml:space="preserve">Were you allowed to use those questionnaires?</w:t>
       </w:r>
     </w:p>
     <w:p>
@@ -2831,7 +3033,7 @@
           <w:sz w:val="22"/>
           <w:szCs w:val="22"/>
         </w:rPr>
-        <w:t xml:space="preserve">Yes. The two journal articles are published under a Creative Commons Attribution licence, which permits adaptation with credit, and all three sources are cited in the manuscript and the appendix.</w:t>
+        <w:t xml:space="preserve">Yes. The two journal articles are published under a Creative Commons Attribution licence, which permits reuse with credit, and all three sources are cited in the manuscript and the appendix.</w:t>
       </w:r>
     </w:p>
     <w:p>
